--- a/resume.docx
+++ b/resume.docx
@@ -43,6 +43,20 @@
     </w:p>
     <w:p>
       <w:pPr>
+        <w:spacing w:after="12" w:line="288"/>
+      </w:pPr>
+      <w:r>
+        <w:rPr>
+          <w:rFonts w:ascii="Calibri" w:cs="Calibri" w:eastAsia="Calibri" w:hAnsi="Calibri"/>
+          <w:color w:val="565656"/>
+          <w:sz w:val="18"/>
+          <w:szCs w:val="18"/>
+        </w:rPr>
+        <w:t xml:space="preserve">0972 214 982　·　kevin160483@gmail.com　·　New Taipei City</w:t>
+      </w:r>
+    </w:p>
+    <w:p>
+      <w:pPr>
         <w:pBdr>
           <w:bottom w:val="single" w:color="D9D9D9" w:sz="6"/>
         </w:pBdr>
@@ -51,12 +65,26 @@
       <w:r>
         <w:rPr>
           <w:rFonts w:ascii="Calibri" w:cs="Calibri" w:eastAsia="Calibri" w:hAnsi="Calibri"/>
-          <w:color w:val="565656"/>
+          <w:b/>
+          <w:bCs/>
+          <w:color w:val="1F4E79"/>
           <w:sz w:val="18"/>
           <w:szCs w:val="18"/>
         </w:rPr>
-        <w:t xml:space="preserve">0972 214 982　·　kevin160483@gmail.com　·　New Taipei City</w:t>
-      </w:r>
+        <w:t xml:space="preserve">線上作品集　</w:t>
+      </w:r>
+      <w:hyperlink w:history="1" r:id="rIdjfjptyd18fhkf-iaboss5">
+        <w:r>
+          <w:rPr>
+            <w:rFonts w:ascii="Calibri" w:cs="Calibri" w:eastAsia="Calibri" w:hAnsi="Calibri"/>
+            <w:color w:val="1F4E79"/>
+            <w:sz w:val="18"/>
+            <w:szCs w:val="18"/>
+            <w:u w:val="single"/>
+          </w:rPr>
+          <w:t xml:space="preserve">kevin160483.github.io</w:t>
+        </w:r>
+      </w:hyperlink>
     </w:p>
     <w:p>
       <w:pPr>

--- a/resume.docx
+++ b/resume.docx
@@ -8,7 +8,7 @@
       </w:pPr>
       <w:r>
         <w:rPr>
-          <w:rFonts w:ascii="Calibri" w:cs="Calibri" w:eastAsia="Calibri" w:hAnsi="Calibri"/>
+          <w:rFonts w:ascii="Calibri" w:eastAsia="Microsoft JhengHei" w:hAnsi="Calibri"/>
           <w:b/>
           <w:bCs/>
           <w:color w:val="1A1A1A"/>
@@ -19,7 +19,7 @@
       </w:r>
       <w:r>
         <w:rPr>
-          <w:rFonts w:ascii="Calibri" w:cs="Calibri" w:eastAsia="Calibri" w:hAnsi="Calibri"/>
+          <w:rFonts w:ascii="Calibri" w:eastAsia="Microsoft JhengHei" w:hAnsi="Calibri"/>
           <w:color w:val="565656"/>
           <w:sz w:val="24"/>
           <w:szCs w:val="24"/>
@@ -33,7 +33,7 @@
       </w:pPr>
       <w:r>
         <w:rPr>
-          <w:rFonts w:ascii="Calibri" w:cs="Calibri" w:eastAsia="Calibri" w:hAnsi="Calibri"/>
+          <w:rFonts w:ascii="Calibri" w:eastAsia="Microsoft JhengHei" w:hAnsi="Calibri"/>
           <w:color w:val="1F4E79"/>
           <w:sz w:val="20"/>
           <w:szCs w:val="20"/>
@@ -47,7 +47,7 @@
       </w:pPr>
       <w:r>
         <w:rPr>
-          <w:rFonts w:ascii="Calibri" w:cs="Calibri" w:eastAsia="Calibri" w:hAnsi="Calibri"/>
+          <w:rFonts w:ascii="Calibri" w:eastAsia="Microsoft JhengHei" w:hAnsi="Calibri"/>
           <w:color w:val="565656"/>
           <w:sz w:val="18"/>
           <w:szCs w:val="18"/>
@@ -64,7 +64,7 @@
       </w:pPr>
       <w:r>
         <w:rPr>
-          <w:rFonts w:ascii="Calibri" w:cs="Calibri" w:eastAsia="Calibri" w:hAnsi="Calibri"/>
+          <w:rFonts w:ascii="Calibri" w:eastAsia="Microsoft JhengHei" w:hAnsi="Calibri"/>
           <w:b/>
           <w:bCs/>
           <w:color w:val="1F4E79"/>
@@ -73,10 +73,10 @@
         </w:rPr>
         <w:t xml:space="preserve">線上作品集　</w:t>
       </w:r>
-      <w:hyperlink w:history="1" r:id="rIdjfjptyd18fhkf-iaboss5">
+      <w:hyperlink w:history="1" r:id="rIdbigcw2i-h3de79kxhkyxu">
         <w:r>
           <w:rPr>
-            <w:rFonts w:ascii="Calibri" w:cs="Calibri" w:eastAsia="Calibri" w:hAnsi="Calibri"/>
+            <w:rFonts w:ascii="Calibri" w:eastAsia="Microsoft JhengHei" w:hAnsi="Calibri"/>
             <w:color w:val="1F4E79"/>
             <w:sz w:val="18"/>
             <w:szCs w:val="18"/>
@@ -95,7 +95,7 @@
       </w:pPr>
       <w:r>
         <w:rPr>
-          <w:rFonts w:ascii="Calibri" w:cs="Calibri" w:eastAsia="Calibri" w:hAnsi="Calibri"/>
+          <w:rFonts w:ascii="Calibri" w:eastAsia="Microsoft JhengHei" w:hAnsi="Calibri"/>
           <w:b/>
           <w:bCs/>
           <w:color w:val="1F4E79"/>
@@ -111,12 +111,12 @@
       </w:pPr>
       <w:r>
         <w:rPr>
-          <w:rFonts w:ascii="Calibri" w:cs="Calibri" w:eastAsia="Calibri" w:hAnsi="Calibri"/>
+          <w:rFonts w:ascii="Calibri" w:eastAsia="Microsoft JhengHei" w:hAnsi="Calibri"/>
           <w:color w:val="1A1A1A"/>
           <w:sz w:val="20"/>
           <w:szCs w:val="20"/>
         </w:rPr>
-        <w:t xml:space="preserve">機構工程師出身，最擅長把產品從研發、原型一路落地到量產。三段經歷層層累積：於北科大擔任研發計畫總負責人，橫跨機器人研發與商業開發；於鴻華先進累積量產導入、系統管理與供應鏈經驗；現於 Anvil Robotics 擔任創始工程師，整合前述研發與量產能力，並建立與帶領團隊。兼具工程實作與商業視角。</w:t>
+        <w:t xml:space="preserve">機構工程師出身，現為硬體團隊負責人，專長是把產品需求轉譯成可量產的設計方案，並帶領團隊落地。三段經歷層層累積：於北科大擔任研發計畫總負責人，橫跨機器人研發與商業開發；於鴻華先進累積 NPI 全流程與供應鏈經驗；現於 Anvil Robotics 擔任創始工程師，主導技術方向、承接產品與客戶需求，並帶領約 8 人的產線與硬體研發團隊。</w:t>
       </w:r>
     </w:p>
     <w:p>
@@ -128,7 +128,7 @@
       </w:pPr>
       <w:r>
         <w:rPr>
-          <w:rFonts w:ascii="Calibri" w:cs="Calibri" w:eastAsia="Calibri" w:hAnsi="Calibri"/>
+          <w:rFonts w:ascii="Calibri" w:eastAsia="Microsoft JhengHei" w:hAnsi="Calibri"/>
           <w:b/>
           <w:bCs/>
           <w:color w:val="1F4E79"/>
@@ -147,7 +147,7 @@
       </w:pPr>
       <w:r>
         <w:rPr>
-          <w:rFonts w:ascii="Calibri" w:cs="Calibri" w:eastAsia="Calibri" w:hAnsi="Calibri"/>
+          <w:rFonts w:ascii="Calibri" w:eastAsia="Microsoft JhengHei" w:hAnsi="Calibri"/>
           <w:b/>
           <w:bCs/>
           <w:color w:val="1A1A1A"/>
@@ -158,7 +158,7 @@
       </w:r>
       <w:r>
         <w:rPr>
-          <w:rFonts w:ascii="Calibri" w:cs="Calibri" w:eastAsia="Calibri" w:hAnsi="Calibri"/>
+          <w:rFonts w:ascii="Calibri" w:eastAsia="Microsoft JhengHei" w:hAnsi="Calibri"/>
           <w:color w:val="565656"/>
           <w:sz w:val="18"/>
           <w:szCs w:val="18"/>
@@ -172,7 +172,7 @@
       </w:pPr>
       <w:r>
         <w:rPr>
-          <w:rFonts w:ascii="Calibri" w:cs="Calibri" w:eastAsia="Calibri" w:hAnsi="Calibri"/>
+          <w:rFonts w:ascii="Calibri" w:eastAsia="Microsoft JhengHei" w:hAnsi="Calibri"/>
           <w:color w:val="1F4E79"/>
           <w:sz w:val="19"/>
           <w:szCs w:val="19"/>
@@ -186,7 +186,7 @@
       </w:pPr>
       <w:r>
         <w:rPr>
-          <w:rFonts w:ascii="Calibri" w:cs="Calibri" w:eastAsia="Calibri" w:hAnsi="Calibri"/>
+          <w:rFonts w:ascii="Calibri" w:eastAsia="Microsoft JhengHei" w:hAnsi="Calibri"/>
           <w:color w:val="565656"/>
           <w:sz w:val="18"/>
           <w:szCs w:val="18"/>
@@ -205,7 +205,7 @@
       </w:pPr>
       <w:r>
         <w:rPr>
-          <w:rFonts w:ascii="Calibri" w:cs="Calibri" w:eastAsia="Calibri" w:hAnsi="Calibri"/>
+          <w:rFonts w:ascii="Calibri" w:eastAsia="Microsoft JhengHei" w:hAnsi="Calibri"/>
           <w:b/>
           <w:bCs/>
           <w:color w:val="1A1A1A"/>
@@ -216,12 +216,12 @@
       </w:r>
       <w:r>
         <w:rPr>
-          <w:rFonts w:ascii="Calibri" w:cs="Calibri" w:eastAsia="Calibri" w:hAnsi="Calibri"/>
-          <w:color w:val="1A1A1A"/>
-          <w:sz w:val="19"/>
-          <w:szCs w:val="19"/>
-        </w:rPr>
-        <w:t xml:space="preserve">參與 OpenArm、Grippers、相機模組、OpenYam 等多項產品的機構、線材、硬體設計，與 RD 團隊共同定義並確認產品規格。</w:t>
+          <w:rFonts w:ascii="Calibri" w:eastAsia="Microsoft JhengHei" w:hAnsi="Calibri"/>
+          <w:color w:val="1A1A1A"/>
+          <w:sz w:val="19"/>
+          <w:szCs w:val="19"/>
+        </w:rPr>
+        <w:t xml:space="preserve">承接老闆與客戶提出的產品需求，主導 OpenArm、Grippers、相機模組、OpenYAM 等多項產品的技術方向與硬體設計方案。</w:t>
       </w:r>
     </w:p>
     <w:p>
@@ -235,7 +235,7 @@
       </w:pPr>
       <w:r>
         <w:rPr>
-          <w:rFonts w:ascii="Calibri" w:cs="Calibri" w:eastAsia="Calibri" w:hAnsi="Calibri"/>
+          <w:rFonts w:ascii="Calibri" w:eastAsia="Microsoft JhengHei" w:hAnsi="Calibri"/>
           <w:b/>
           <w:bCs/>
           <w:color w:val="1A1A1A"/>
@@ -246,7 +246,7 @@
       </w:r>
       <w:r>
         <w:rPr>
-          <w:rFonts w:ascii="Calibri" w:cs="Calibri" w:eastAsia="Calibri" w:hAnsi="Calibri"/>
+          <w:rFonts w:ascii="Calibri" w:eastAsia="Microsoft JhengHei" w:hAnsi="Calibri"/>
           <w:color w:val="1A1A1A"/>
           <w:sz w:val="19"/>
           <w:szCs w:val="19"/>
@@ -265,7 +265,7 @@
       </w:pPr>
       <w:r>
         <w:rPr>
-          <w:rFonts w:ascii="Calibri" w:cs="Calibri" w:eastAsia="Calibri" w:hAnsi="Calibri"/>
+          <w:rFonts w:ascii="Calibri" w:eastAsia="Microsoft JhengHei" w:hAnsi="Calibri"/>
           <w:b/>
           <w:bCs/>
           <w:color w:val="1A1A1A"/>
@@ -276,12 +276,12 @@
       </w:r>
       <w:r>
         <w:rPr>
-          <w:rFonts w:ascii="Calibri" w:cs="Calibri" w:eastAsia="Calibri" w:hAnsi="Calibri"/>
-          <w:color w:val="1A1A1A"/>
-          <w:sz w:val="19"/>
-          <w:szCs w:val="19"/>
-        </w:rPr>
-        <w:t xml:space="preserve">面試、帶領產線與硬體 RD 團隊的實習與正職人員，負責人力配置。</w:t>
+          <w:rFonts w:ascii="Calibri" w:eastAsia="Microsoft JhengHei" w:hAnsi="Calibri"/>
+          <w:color w:val="1A1A1A"/>
+          <w:sz w:val="19"/>
+          <w:szCs w:val="19"/>
+        </w:rPr>
+        <w:t xml:space="preserve">面試、帶領約 8 人的產線與硬體 RD 團隊（實習與正職），負責人力配置。</w:t>
       </w:r>
     </w:p>
     <w:p>
@@ -295,7 +295,7 @@
       </w:pPr>
       <w:r>
         <w:rPr>
-          <w:rFonts w:ascii="Calibri" w:cs="Calibri" w:eastAsia="Calibri" w:hAnsi="Calibri"/>
+          <w:rFonts w:ascii="Calibri" w:eastAsia="Microsoft JhengHei" w:hAnsi="Calibri"/>
           <w:b/>
           <w:bCs/>
           <w:color w:val="1A1A1A"/>
@@ -306,7 +306,7 @@
       </w:r>
       <w:r>
         <w:rPr>
-          <w:rFonts w:ascii="Calibri" w:cs="Calibri" w:eastAsia="Calibri" w:hAnsi="Calibri"/>
+          <w:rFonts w:ascii="Calibri" w:eastAsia="Microsoft JhengHei" w:hAnsi="Calibri"/>
           <w:color w:val="1A1A1A"/>
           <w:sz w:val="19"/>
           <w:szCs w:val="19"/>
@@ -325,7 +325,7 @@
       </w:pPr>
       <w:r>
         <w:rPr>
-          <w:rFonts w:ascii="Calibri" w:cs="Calibri" w:eastAsia="Calibri" w:hAnsi="Calibri"/>
+          <w:rFonts w:ascii="Calibri" w:eastAsia="Microsoft JhengHei" w:hAnsi="Calibri"/>
           <w:b/>
           <w:bCs/>
           <w:color w:val="1A1A1A"/>
@@ -336,7 +336,7 @@
       </w:r>
       <w:r>
         <w:rPr>
-          <w:rFonts w:ascii="Calibri" w:cs="Calibri" w:eastAsia="Calibri" w:hAnsi="Calibri"/>
+          <w:rFonts w:ascii="Calibri" w:eastAsia="Microsoft JhengHei" w:hAnsi="Calibri"/>
           <w:color w:val="1A1A1A"/>
           <w:sz w:val="19"/>
           <w:szCs w:val="19"/>
@@ -355,7 +355,7 @@
       </w:pPr>
       <w:r>
         <w:rPr>
-          <w:rFonts w:ascii="Calibri" w:cs="Calibri" w:eastAsia="Calibri" w:hAnsi="Calibri"/>
+          <w:rFonts w:ascii="Calibri" w:eastAsia="Microsoft JhengHei" w:hAnsi="Calibri"/>
           <w:b/>
           <w:bCs/>
           <w:color w:val="1A1A1A"/>
@@ -366,7 +366,7 @@
       </w:r>
       <w:r>
         <w:rPr>
-          <w:rFonts w:ascii="Calibri" w:cs="Calibri" w:eastAsia="Calibri" w:hAnsi="Calibri"/>
+          <w:rFonts w:ascii="Calibri" w:eastAsia="Microsoft JhengHei" w:hAnsi="Calibri"/>
           <w:color w:val="1A1A1A"/>
           <w:sz w:val="19"/>
           <w:szCs w:val="19"/>
@@ -383,7 +383,7 @@
       </w:pPr>
       <w:r>
         <w:rPr>
-          <w:rFonts w:ascii="Calibri" w:cs="Calibri" w:eastAsia="Calibri" w:hAnsi="Calibri"/>
+          <w:rFonts w:ascii="Calibri" w:eastAsia="Microsoft JhengHei" w:hAnsi="Calibri"/>
           <w:b/>
           <w:bCs/>
           <w:color w:val="1A1A1A"/>
@@ -394,7 +394,7 @@
       </w:r>
       <w:r>
         <w:rPr>
-          <w:rFonts w:ascii="Calibri" w:cs="Calibri" w:eastAsia="Calibri" w:hAnsi="Calibri"/>
+          <w:rFonts w:ascii="Calibri" w:eastAsia="Microsoft JhengHei" w:hAnsi="Calibri"/>
           <w:color w:val="565656"/>
           <w:sz w:val="18"/>
           <w:szCs w:val="18"/>
@@ -408,7 +408,7 @@
       </w:pPr>
       <w:r>
         <w:rPr>
-          <w:rFonts w:ascii="Calibri" w:cs="Calibri" w:eastAsia="Calibri" w:hAnsi="Calibri"/>
+          <w:rFonts w:ascii="Calibri" w:eastAsia="Microsoft JhengHei" w:hAnsi="Calibri"/>
           <w:color w:val="1F4E79"/>
           <w:sz w:val="19"/>
           <w:szCs w:val="19"/>
@@ -422,7 +422,7 @@
       </w:pPr>
       <w:r>
         <w:rPr>
-          <w:rFonts w:ascii="Calibri" w:cs="Calibri" w:eastAsia="Calibri" w:hAnsi="Calibri"/>
+          <w:rFonts w:ascii="Calibri" w:eastAsia="Microsoft JhengHei" w:hAnsi="Calibri"/>
           <w:color w:val="565656"/>
           <w:sz w:val="18"/>
           <w:szCs w:val="18"/>
@@ -441,7 +441,7 @@
       </w:pPr>
       <w:r>
         <w:rPr>
-          <w:rFonts w:ascii="Calibri" w:cs="Calibri" w:eastAsia="Calibri" w:hAnsi="Calibri"/>
+          <w:rFonts w:ascii="Calibri" w:eastAsia="Microsoft JhengHei" w:hAnsi="Calibri"/>
           <w:b/>
           <w:bCs/>
           <w:color w:val="1A1A1A"/>
@@ -452,7 +452,7 @@
       </w:r>
       <w:r>
         <w:rPr>
-          <w:rFonts w:ascii="Calibri" w:cs="Calibri" w:eastAsia="Calibri" w:hAnsi="Calibri"/>
+          <w:rFonts w:ascii="Calibri" w:eastAsia="Microsoft JhengHei" w:hAnsi="Calibri"/>
           <w:color w:val="1A1A1A"/>
           <w:sz w:val="19"/>
           <w:szCs w:val="19"/>
@@ -471,7 +471,7 @@
       </w:pPr>
       <w:r>
         <w:rPr>
-          <w:rFonts w:ascii="Calibri" w:cs="Calibri" w:eastAsia="Calibri" w:hAnsi="Calibri"/>
+          <w:rFonts w:ascii="Calibri" w:eastAsia="Microsoft JhengHei" w:hAnsi="Calibri"/>
           <w:b/>
           <w:bCs/>
           <w:color w:val="1A1A1A"/>
@@ -482,7 +482,7 @@
       </w:r>
       <w:r>
         <w:rPr>
-          <w:rFonts w:ascii="Calibri" w:cs="Calibri" w:eastAsia="Calibri" w:hAnsi="Calibri"/>
+          <w:rFonts w:ascii="Calibri" w:eastAsia="Microsoft JhengHei" w:hAnsi="Calibri"/>
           <w:color w:val="1A1A1A"/>
           <w:sz w:val="19"/>
           <w:szCs w:val="19"/>
@@ -501,7 +501,7 @@
       </w:pPr>
       <w:r>
         <w:rPr>
-          <w:rFonts w:ascii="Calibri" w:cs="Calibri" w:eastAsia="Calibri" w:hAnsi="Calibri"/>
+          <w:rFonts w:ascii="Calibri" w:eastAsia="Microsoft JhengHei" w:hAnsi="Calibri"/>
           <w:b/>
           <w:bCs/>
           <w:color w:val="1A1A1A"/>
@@ -512,7 +512,7 @@
       </w:r>
       <w:r>
         <w:rPr>
-          <w:rFonts w:ascii="Calibri" w:cs="Calibri" w:eastAsia="Calibri" w:hAnsi="Calibri"/>
+          <w:rFonts w:ascii="Calibri" w:eastAsia="Microsoft JhengHei" w:hAnsi="Calibri"/>
           <w:color w:val="1A1A1A"/>
           <w:sz w:val="19"/>
           <w:szCs w:val="19"/>
@@ -527,7 +527,7 @@
       </w:pPr>
       <w:r>
         <w:rPr>
-          <w:rFonts w:ascii="Calibri" w:cs="Calibri" w:eastAsia="Calibri" w:hAnsi="Calibri"/>
+          <w:rFonts w:ascii="Calibri" w:eastAsia="Microsoft JhengHei" w:hAnsi="Calibri"/>
           <w:b/>
           <w:bCs/>
           <w:color w:val="1F4E79"/>
@@ -538,7 +538,7 @@
       </w:r>
       <w:r>
         <w:rPr>
-          <w:rFonts w:ascii="Calibri" w:cs="Calibri" w:eastAsia="Calibri" w:hAnsi="Calibri"/>
+          <w:rFonts w:ascii="Calibri" w:eastAsia="Microsoft JhengHei" w:hAnsi="Calibri"/>
           <w:color w:val="565656"/>
           <w:sz w:val="18"/>
           <w:szCs w:val="18"/>
@@ -555,7 +555,7 @@
       </w:pPr>
       <w:r>
         <w:rPr>
-          <w:rFonts w:ascii="Calibri" w:cs="Calibri" w:eastAsia="Calibri" w:hAnsi="Calibri"/>
+          <w:rFonts w:ascii="Calibri" w:eastAsia="Microsoft JhengHei" w:hAnsi="Calibri"/>
           <w:b/>
           <w:bCs/>
           <w:color w:val="1A1A1A"/>
@@ -566,7 +566,7 @@
       </w:r>
       <w:r>
         <w:rPr>
-          <w:rFonts w:ascii="Calibri" w:cs="Calibri" w:eastAsia="Calibri" w:hAnsi="Calibri"/>
+          <w:rFonts w:ascii="Calibri" w:eastAsia="Microsoft JhengHei" w:hAnsi="Calibri"/>
           <w:color w:val="565656"/>
           <w:sz w:val="18"/>
           <w:szCs w:val="18"/>
@@ -580,7 +580,7 @@
       </w:pPr>
       <w:r>
         <w:rPr>
-          <w:rFonts w:ascii="Calibri" w:cs="Calibri" w:eastAsia="Calibri" w:hAnsi="Calibri"/>
+          <w:rFonts w:ascii="Calibri" w:eastAsia="Microsoft JhengHei" w:hAnsi="Calibri"/>
           <w:color w:val="1F4E79"/>
           <w:sz w:val="19"/>
           <w:szCs w:val="19"/>
@@ -594,7 +594,7 @@
       </w:pPr>
       <w:r>
         <w:rPr>
-          <w:rFonts w:ascii="Calibri" w:cs="Calibri" w:eastAsia="Calibri" w:hAnsi="Calibri"/>
+          <w:rFonts w:ascii="Calibri" w:eastAsia="Microsoft JhengHei" w:hAnsi="Calibri"/>
           <w:color w:val="565656"/>
           <w:sz w:val="18"/>
           <w:szCs w:val="18"/>
@@ -613,7 +613,7 @@
       </w:pPr>
       <w:r>
         <w:rPr>
-          <w:rFonts w:ascii="Calibri" w:cs="Calibri" w:eastAsia="Calibri" w:hAnsi="Calibri"/>
+          <w:rFonts w:ascii="Calibri" w:eastAsia="Microsoft JhengHei" w:hAnsi="Calibri"/>
           <w:b/>
           <w:bCs/>
           <w:color w:val="1A1A1A"/>
@@ -624,7 +624,7 @@
       </w:r>
       <w:r>
         <w:rPr>
-          <w:rFonts w:ascii="Calibri" w:cs="Calibri" w:eastAsia="Calibri" w:hAnsi="Calibri"/>
+          <w:rFonts w:ascii="Calibri" w:eastAsia="Microsoft JhengHei" w:hAnsi="Calibri"/>
           <w:color w:val="1A1A1A"/>
           <w:sz w:val="19"/>
           <w:szCs w:val="19"/>
@@ -643,7 +643,7 @@
       </w:pPr>
       <w:r>
         <w:rPr>
-          <w:rFonts w:ascii="Calibri" w:cs="Calibri" w:eastAsia="Calibri" w:hAnsi="Calibri"/>
+          <w:rFonts w:ascii="Calibri" w:eastAsia="Microsoft JhengHei" w:hAnsi="Calibri"/>
           <w:b/>
           <w:bCs/>
           <w:color w:val="1A1A1A"/>
@@ -654,7 +654,7 @@
       </w:r>
       <w:r>
         <w:rPr>
-          <w:rFonts w:ascii="Calibri" w:cs="Calibri" w:eastAsia="Calibri" w:hAnsi="Calibri"/>
+          <w:rFonts w:ascii="Calibri" w:eastAsia="Microsoft JhengHei" w:hAnsi="Calibri"/>
           <w:color w:val="1A1A1A"/>
           <w:sz w:val="19"/>
           <w:szCs w:val="19"/>
@@ -673,7 +673,7 @@
       </w:pPr>
       <w:r>
         <w:rPr>
-          <w:rFonts w:ascii="Calibri" w:cs="Calibri" w:eastAsia="Calibri" w:hAnsi="Calibri"/>
+          <w:rFonts w:ascii="Calibri" w:eastAsia="Microsoft JhengHei" w:hAnsi="Calibri"/>
           <w:b/>
           <w:bCs/>
           <w:color w:val="1A1A1A"/>
@@ -684,7 +684,7 @@
       </w:r>
       <w:r>
         <w:rPr>
-          <w:rFonts w:ascii="Calibri" w:cs="Calibri" w:eastAsia="Calibri" w:hAnsi="Calibri"/>
+          <w:rFonts w:ascii="Calibri" w:eastAsia="Microsoft JhengHei" w:hAnsi="Calibri"/>
           <w:color w:val="1A1A1A"/>
           <w:sz w:val="19"/>
           <w:szCs w:val="19"/>
@@ -699,7 +699,7 @@
       </w:pPr>
       <w:r>
         <w:rPr>
-          <w:rFonts w:ascii="Calibri" w:cs="Calibri" w:eastAsia="Calibri" w:hAnsi="Calibri"/>
+          <w:rFonts w:ascii="Calibri" w:eastAsia="Microsoft JhengHei" w:hAnsi="Calibri"/>
           <w:b/>
           <w:bCs/>
           <w:color w:val="1F4E79"/>
@@ -710,7 +710,7 @@
       </w:r>
       <w:r>
         <w:rPr>
-          <w:rFonts w:ascii="Calibri" w:cs="Calibri" w:eastAsia="Calibri" w:hAnsi="Calibri"/>
+          <w:rFonts w:ascii="Calibri" w:eastAsia="Microsoft JhengHei" w:hAnsi="Calibri"/>
           <w:color w:val="565656"/>
           <w:sz w:val="18"/>
           <w:szCs w:val="18"/>
@@ -727,7 +727,7 @@
       </w:pPr>
       <w:r>
         <w:rPr>
-          <w:rFonts w:ascii="Calibri" w:cs="Calibri" w:eastAsia="Calibri" w:hAnsi="Calibri"/>
+          <w:rFonts w:ascii="Calibri" w:eastAsia="Microsoft JhengHei" w:hAnsi="Calibri"/>
           <w:b/>
           <w:bCs/>
           <w:color w:val="1F4E79"/>
@@ -746,7 +746,7 @@
       </w:pPr>
       <w:r>
         <w:rPr>
-          <w:rFonts w:ascii="Calibri" w:cs="Calibri" w:eastAsia="Calibri" w:hAnsi="Calibri"/>
+          <w:rFonts w:ascii="Calibri" w:eastAsia="Microsoft JhengHei" w:hAnsi="Calibri"/>
           <w:b/>
           <w:bCs/>
           <w:color w:val="1A1A1A"/>
@@ -757,7 +757,7 @@
       </w:r>
       <w:r>
         <w:rPr>
-          <w:rFonts w:ascii="Calibri" w:cs="Calibri" w:eastAsia="Calibri" w:hAnsi="Calibri"/>
+          <w:rFonts w:ascii="Calibri" w:eastAsia="Microsoft JhengHei" w:hAnsi="Calibri"/>
           <w:color w:val="565656"/>
           <w:sz w:val="19"/>
           <w:szCs w:val="19"/>
@@ -766,7 +766,7 @@
       </w:r>
       <w:r>
         <w:rPr>
-          <w:rFonts w:ascii="Calibri" w:cs="Calibri" w:eastAsia="Calibri" w:hAnsi="Calibri"/>
+          <w:rFonts w:ascii="Calibri" w:eastAsia="Microsoft JhengHei" w:hAnsi="Calibri"/>
           <w:color w:val="565656"/>
           <w:sz w:val="18"/>
           <w:szCs w:val="18"/>
@@ -781,7 +781,7 @@
       </w:pPr>
       <w:r>
         <w:rPr>
-          <w:rFonts w:ascii="Calibri" w:cs="Calibri" w:eastAsia="Calibri" w:hAnsi="Calibri"/>
+          <w:rFonts w:ascii="Calibri" w:eastAsia="Microsoft JhengHei" w:hAnsi="Calibri"/>
           <w:color w:val="565656"/>
           <w:sz w:val="18"/>
           <w:szCs w:val="18"/>
@@ -798,7 +798,7 @@
       </w:pPr>
       <w:r>
         <w:rPr>
-          <w:rFonts w:ascii="Calibri" w:cs="Calibri" w:eastAsia="Calibri" w:hAnsi="Calibri"/>
+          <w:rFonts w:ascii="Calibri" w:eastAsia="Microsoft JhengHei" w:hAnsi="Calibri"/>
           <w:b/>
           <w:bCs/>
           <w:color w:val="1A1A1A"/>
@@ -809,7 +809,7 @@
       </w:r>
       <w:r>
         <w:rPr>
-          <w:rFonts w:ascii="Calibri" w:cs="Calibri" w:eastAsia="Calibri" w:hAnsi="Calibri"/>
+          <w:rFonts w:ascii="Calibri" w:eastAsia="Microsoft JhengHei" w:hAnsi="Calibri"/>
           <w:color w:val="565656"/>
           <w:sz w:val="19"/>
           <w:szCs w:val="19"/>
@@ -818,7 +818,7 @@
       </w:r>
       <w:r>
         <w:rPr>
-          <w:rFonts w:ascii="Calibri" w:cs="Calibri" w:eastAsia="Calibri" w:hAnsi="Calibri"/>
+          <w:rFonts w:ascii="Calibri" w:eastAsia="Microsoft JhengHei" w:hAnsi="Calibri"/>
           <w:color w:val="565656"/>
           <w:sz w:val="18"/>
           <w:szCs w:val="18"/>
@@ -835,7 +835,7 @@
       </w:pPr>
       <w:r>
         <w:rPr>
-          <w:rFonts w:ascii="Calibri" w:cs="Calibri" w:eastAsia="Calibri" w:hAnsi="Calibri"/>
+          <w:rFonts w:ascii="Calibri" w:eastAsia="Microsoft JhengHei" w:hAnsi="Calibri"/>
           <w:b/>
           <w:bCs/>
           <w:color w:val="1F4E79"/>
@@ -851,7 +851,7 @@
       </w:pPr>
       <w:r>
         <w:rPr>
-          <w:rFonts w:ascii="Calibri" w:cs="Calibri" w:eastAsia="Calibri" w:hAnsi="Calibri"/>
+          <w:rFonts w:ascii="Calibri" w:eastAsia="Microsoft JhengHei" w:hAnsi="Calibri"/>
           <w:b/>
           <w:bCs/>
           <w:color w:val="1F4E79"/>
@@ -868,7 +868,7 @@
       </w:pPr>
       <w:r>
         <w:rPr>
-          <w:rFonts w:ascii="Calibri" w:cs="Calibri" w:eastAsia="Calibri" w:hAnsi="Calibri"/>
+          <w:rFonts w:ascii="Calibri" w:eastAsia="Microsoft JhengHei" w:hAnsi="Calibri"/>
           <w:color w:val="565656"/>
           <w:sz w:val="19"/>
           <w:szCs w:val="19"/>
@@ -882,7 +882,7 @@
       </w:pPr>
       <w:r>
         <w:rPr>
-          <w:rFonts w:ascii="Calibri" w:cs="Calibri" w:eastAsia="Calibri" w:hAnsi="Calibri"/>
+          <w:rFonts w:ascii="Calibri" w:eastAsia="Microsoft JhengHei" w:hAnsi="Calibri"/>
           <w:b/>
           <w:bCs/>
           <w:color w:val="1F4E79"/>
@@ -899,7 +899,7 @@
       </w:pPr>
       <w:r>
         <w:rPr>
-          <w:rFonts w:ascii="Calibri" w:cs="Calibri" w:eastAsia="Calibri" w:hAnsi="Calibri"/>
+          <w:rFonts w:ascii="Calibri" w:eastAsia="Microsoft JhengHei" w:hAnsi="Calibri"/>
           <w:color w:val="565656"/>
           <w:sz w:val="19"/>
           <w:szCs w:val="19"/>
@@ -913,7 +913,7 @@
       </w:pPr>
       <w:r>
         <w:rPr>
-          <w:rFonts w:ascii="Calibri" w:cs="Calibri" w:eastAsia="Calibri" w:hAnsi="Calibri"/>
+          <w:rFonts w:ascii="Calibri" w:eastAsia="Microsoft JhengHei" w:hAnsi="Calibri"/>
           <w:b/>
           <w:bCs/>
           <w:color w:val="1F4E79"/>
@@ -930,7 +930,7 @@
       </w:pPr>
       <w:r>
         <w:rPr>
-          <w:rFonts w:ascii="Calibri" w:cs="Calibri" w:eastAsia="Calibri" w:hAnsi="Calibri"/>
+          <w:rFonts w:ascii="Calibri" w:eastAsia="Microsoft JhengHei" w:hAnsi="Calibri"/>
           <w:color w:val="565656"/>
           <w:sz w:val="19"/>
           <w:szCs w:val="19"/>
@@ -944,7 +944,7 @@
       </w:pPr>
       <w:r>
         <w:rPr>
-          <w:rFonts w:ascii="Calibri" w:cs="Calibri" w:eastAsia="Calibri" w:hAnsi="Calibri"/>
+          <w:rFonts w:ascii="Calibri" w:eastAsia="Microsoft JhengHei" w:hAnsi="Calibri"/>
           <w:b/>
           <w:bCs/>
           <w:color w:val="1F4E79"/>
@@ -961,7 +961,7 @@
       </w:pPr>
       <w:r>
         <w:rPr>
-          <w:rFonts w:ascii="Calibri" w:cs="Calibri" w:eastAsia="Calibri" w:hAnsi="Calibri"/>
+          <w:rFonts w:ascii="Calibri" w:eastAsia="Microsoft JhengHei" w:hAnsi="Calibri"/>
           <w:color w:val="565656"/>
           <w:sz w:val="19"/>
           <w:szCs w:val="19"/>
@@ -978,7 +978,7 @@
       </w:pPr>
       <w:r>
         <w:rPr>
-          <w:rFonts w:ascii="Calibri" w:cs="Calibri" w:eastAsia="Calibri" w:hAnsi="Calibri"/>
+          <w:rFonts w:ascii="Calibri" w:eastAsia="Microsoft JhengHei" w:hAnsi="Calibri"/>
           <w:b/>
           <w:bCs/>
           <w:color w:val="1F4E79"/>
@@ -999,7 +999,7 @@
       </w:pPr>
       <w:r>
         <w:rPr>
-          <w:rFonts w:ascii="Calibri" w:cs="Calibri" w:eastAsia="Calibri" w:hAnsi="Calibri"/>
+          <w:rFonts w:ascii="Calibri" w:eastAsia="Microsoft JhengHei" w:hAnsi="Calibri"/>
           <w:b/>
           <w:bCs/>
           <w:color w:val="1A1A1A"/>
@@ -1010,7 +1010,7 @@
       </w:r>
       <w:r>
         <w:rPr>
-          <w:rFonts w:ascii="Calibri" w:cs="Calibri" w:eastAsia="Calibri" w:hAnsi="Calibri"/>
+          <w:rFonts w:ascii="Calibri" w:eastAsia="Microsoft JhengHei" w:hAnsi="Calibri"/>
           <w:color w:val="1A1A1A"/>
           <w:sz w:val="19"/>
           <w:szCs w:val="19"/>
@@ -1029,7 +1029,7 @@
       </w:pPr>
       <w:r>
         <w:rPr>
-          <w:rFonts w:ascii="Calibri" w:cs="Calibri" w:eastAsia="Calibri" w:hAnsi="Calibri"/>
+          <w:rFonts w:ascii="Calibri" w:eastAsia="Microsoft JhengHei" w:hAnsi="Calibri"/>
           <w:b/>
           <w:bCs/>
           <w:color w:val="1A1A1A"/>
@@ -1040,7 +1040,7 @@
       </w:r>
       <w:r>
         <w:rPr>
-          <w:rFonts w:ascii="Calibri" w:cs="Calibri" w:eastAsia="Calibri" w:hAnsi="Calibri"/>
+          <w:rFonts w:ascii="Calibri" w:eastAsia="Microsoft JhengHei" w:hAnsi="Calibri"/>
           <w:color w:val="1A1A1A"/>
           <w:sz w:val="19"/>
           <w:szCs w:val="19"/>
@@ -1236,7 +1236,7 @@
   <w:docDefaults>
     <w:rPrDefault>
       <w:rPr>
-        <w:rFonts w:ascii="Calibri" w:cs="Calibri" w:eastAsia="Calibri" w:hAnsi="Calibri"/>
+        <w:rFonts w:ascii="Calibri" w:eastAsia="Microsoft JhengHei" w:hAnsi="Calibri"/>
         <w:color w:val="1A1A1A"/>
         <w:sz w:val="20"/>
         <w:szCs w:val="20"/>
